--- a/storage/templates/normalized-docx/BM-205/BM-205_normalized.docx
+++ b/storage/templates/normalized-docx/BM-205/BM-205_normalized.docx
@@ -1075,7 +1075,7 @@
         <w:rPr>
           <w:rFonts w:cs="Times New Roman" w:ascii="Times New Roman" w:hAnsi="Times New Roman"/>
         </w:rPr>
-        <w:t>{{recipients.field}}</w:t>
+        <w:t>{{recipients.personLine2}}</w:t>
       </w:r>
     </w:p>
     <w:p>
@@ -1091,7 +1091,7 @@
         <w:rPr>
           <w:rFonts w:cs="Times New Roman" w:ascii="Times New Roman" w:hAnsi="Times New Roman"/>
         </w:rPr>
-        <w:t>{{recipients.field}}</w:t>
+        <w:t>{{recipients.personLine3}}</w:t>
       </w:r>
       <w:r>
         <w:rPr>
@@ -1103,9 +1103,9 @@
         <w:rPr>
           <w:rFonts w:cs="Times New Roman" w:ascii="Times New Roman" w:hAnsi="Times New Roman"/>
         </w:rPr>
-        <w:t>{{recipients.field}}</w:t>
+        <w:t>{{recipients.personLine4}}</w:t>
         <w:tab/>
-        <w:t>{{recipients.field}}</w:t>
+        <w:t>{{recipients.personLine5}}</w:t>
       </w:r>
     </w:p>
     <w:p>
@@ -1121,9 +1121,9 @@
         <w:rPr>
           <w:rFonts w:cs="Times New Roman" w:ascii="Times New Roman" w:hAnsi="Times New Roman"/>
         </w:rPr>
-        <w:t>{{recipients.field}}</w:t>
+        <w:t>{{recipients.personLine6}}</w:t>
         <w:tab/>
-        <w:t>{{recipients.field}}</w:t>
+        <w:t>{{recipients.personLine7}}</w:t>
       </w:r>
     </w:p>
     <w:p>
@@ -1139,7 +1139,7 @@
         <w:rPr>
           <w:rFonts w:cs="Times New Roman" w:ascii="Times New Roman" w:hAnsi="Times New Roman"/>
         </w:rPr>
-        <w:t>{{recipients.field}}</w:t>
+        <w:t>{{recipients.personLine8}}</w:t>
       </w:r>
     </w:p>
     <w:p>
@@ -1155,7 +1155,7 @@
         <w:rPr>
           <w:rFonts w:cs="Times New Roman" w:ascii="Times New Roman" w:hAnsi="Times New Roman"/>
         </w:rPr>
-        <w:t>{{recipients.field}}</w:t>
+        <w:t>{{recipients.personLine9}}</w:t>
       </w:r>
     </w:p>
     <w:p>
@@ -1171,7 +1171,7 @@
         <w:rPr>
           <w:rFonts w:cs="Times New Roman" w:ascii="Times New Roman" w:hAnsi="Times New Roman"/>
         </w:rPr>
-        <w:t>{{recipients.field}}</w:t>
+        <w:t>{{recipients.personLine10}}</w:t>
       </w:r>
       <w:r>
         <w:rPr>
@@ -1183,7 +1183,7 @@
         <w:rPr>
           <w:rFonts w:cs="Times New Roman" w:ascii="Times New Roman" w:hAnsi="Times New Roman"/>
         </w:rPr>
-        <w:t>{{recipients.field}}</w:t>
+        <w:t>{{recipients.personLine11}}</w:t>
       </w:r>
       <w:r>
         <w:rPr>
@@ -1195,7 +1195,7 @@
         <w:rPr>
           <w:rFonts w:cs="Times New Roman" w:ascii="Times New Roman" w:hAnsi="Times New Roman"/>
         </w:rPr>
-        <w:t>{{recipients.field}}</w:t>
+        <w:t>{{recipients.personLine12}}</w:t>
       </w:r>
     </w:p>
     <w:p>
@@ -1235,7 +1235,7 @@
         <w:rPr>
           <w:rFonts w:cs="Times New Roman" w:ascii="Times New Roman" w:hAnsi="Times New Roman"/>
         </w:rPr>
-        <w:t>{{document.field}}</w:t>
+        <w:t>{{document.fullDocumentCode}}</w:t>
       </w:r>
     </w:p>
     <w:p>
@@ -1263,7 +1263,7 @@
         <w:rPr>
           <w:rFonts w:cs="Times New Roman" w:ascii="Times New Roman" w:hAnsi="Times New Roman"/>
         </w:rPr>
-        <w:t>{{recipients.field}}</w:t>
+        <w:t>{{recipients.personLine13}}</w:t>
       </w:r>
     </w:p>
     <w:p>
@@ -1289,7 +1289,7 @@
         <w:rPr>
           <w:rFonts w:cs="Times New Roman" w:ascii="Times New Roman" w:hAnsi="Times New Roman"/>
         </w:rPr>
-        <w:t>{{recipients.field}}</w:t>
+        <w:t>{{recipients.personLine14}}</w:t>
       </w:r>
     </w:p>
     <w:p>
